--- a/CG_Assignment_Report.docx
+++ b/CG_Assignment_Report.docx
@@ -5,21 +5,30 @@
     <w:p>
       <w:pPr>
         <w:spacing w:after="80"/>
+        <w:rPr>
+          <w:rFonts w:hint="default" w:ascii="Times New Roman" w:hAnsi="Times New Roman" w:cs="Times New Roman"/>
+        </w:rPr>
       </w:pPr>
     </w:p>
     <w:p>
       <w:pPr>
         <w:spacing w:after="80"/>
+        <w:rPr>
+          <w:rFonts w:hint="default" w:ascii="Times New Roman" w:hAnsi="Times New Roman" w:cs="Times New Roman"/>
+        </w:rPr>
       </w:pPr>
     </w:p>
     <w:p>
       <w:pPr>
         <w:spacing w:after="100"/>
         <w:jc w:val="center"/>
-      </w:pPr>
-      <w:r>
-        <w:rPr>
-          <w:rFonts w:ascii="Arial" w:hAnsi="Arial" w:eastAsia="Arial" w:cs="Arial"/>
+        <w:rPr>
+          <w:rFonts w:hint="default" w:ascii="Times New Roman" w:hAnsi="Times New Roman" w:cs="Times New Roman"/>
+        </w:rPr>
+      </w:pPr>
+      <w:r>
+        <w:rPr>
+          <w:rFonts w:hint="default" w:ascii="Times New Roman" w:hAnsi="Times New Roman" w:eastAsia="Arial" w:cs="Times New Roman"/>
           <w:color w:val="555555"/>
           <w:sz w:val="22"/>
           <w:szCs w:val="22"/>
@@ -31,10 +40,13 @@
       <w:pPr>
         <w:spacing w:after="300"/>
         <w:jc w:val="center"/>
-      </w:pPr>
-      <w:r>
-        <w:rPr>
-          <w:rFonts w:ascii="Arial" w:hAnsi="Arial" w:eastAsia="Arial" w:cs="Arial"/>
+        <w:rPr>
+          <w:rFonts w:hint="default" w:ascii="Times New Roman" w:hAnsi="Times New Roman" w:cs="Times New Roman"/>
+        </w:rPr>
+      </w:pPr>
+      <w:r>
+        <w:rPr>
+          <w:rFonts w:hint="default" w:ascii="Times New Roman" w:hAnsi="Times New Roman" w:eastAsia="Arial" w:cs="Times New Roman"/>
           <w:color w:val="555555"/>
           <w:sz w:val="22"/>
           <w:szCs w:val="22"/>
@@ -50,10 +62,13 @@
         </w:pBdr>
         <w:spacing w:after="160"/>
         <w:jc w:val="center"/>
-      </w:pPr>
-      <w:r>
-        <w:rPr>
-          <w:rFonts w:ascii="Arial" w:hAnsi="Arial" w:eastAsia="Arial" w:cs="Arial"/>
+        <w:rPr>
+          <w:rFonts w:hint="default" w:ascii="Times New Roman" w:hAnsi="Times New Roman" w:cs="Times New Roman"/>
+        </w:rPr>
+      </w:pPr>
+      <w:r>
+        <w:rPr>
+          <w:rFonts w:hint="default" w:ascii="Times New Roman" w:hAnsi="Times New Roman" w:eastAsia="Arial" w:cs="Times New Roman"/>
           <w:b/>
           <w:bCs/>
           <w:color w:val="1F3864"/>
@@ -67,10 +82,13 @@
       <w:pPr>
         <w:spacing w:after="500"/>
         <w:jc w:val="center"/>
-      </w:pPr>
-      <w:r>
-        <w:rPr>
-          <w:rFonts w:ascii="Arial" w:hAnsi="Arial" w:eastAsia="Arial" w:cs="Arial"/>
+        <w:rPr>
+          <w:rFonts w:hint="default" w:ascii="Times New Roman" w:hAnsi="Times New Roman" w:cs="Times New Roman"/>
+        </w:rPr>
+      </w:pPr>
+      <w:r>
+        <w:rPr>
+          <w:rFonts w:hint="default" w:ascii="Times New Roman" w:hAnsi="Times New Roman" w:eastAsia="Arial" w:cs="Times New Roman"/>
           <w:color w:val="2E5FA3"/>
           <w:sz w:val="32"/>
           <w:szCs w:val="32"/>
@@ -82,10 +100,13 @@
       <w:pPr>
         <w:spacing w:after="120"/>
         <w:jc w:val="center"/>
-      </w:pPr>
-      <w:r>
-        <w:rPr>
-          <w:rFonts w:ascii="Arial" w:hAnsi="Arial" w:eastAsia="Arial" w:cs="Arial"/>
+        <w:rPr>
+          <w:rFonts w:hint="default" w:ascii="Times New Roman" w:hAnsi="Times New Roman" w:cs="Times New Roman"/>
+        </w:rPr>
+      </w:pPr>
+      <w:r>
+        <w:rPr>
+          <w:rFonts w:hint="default" w:ascii="Times New Roman" w:hAnsi="Times New Roman" w:eastAsia="Arial" w:cs="Times New Roman"/>
           <w:b/>
           <w:bCs/>
           <w:color w:val="1A1A1A"/>
@@ -99,10 +120,13 @@
       <w:pPr>
         <w:spacing w:after="120"/>
         <w:jc w:val="center"/>
-      </w:pPr>
-      <w:r>
-        <w:rPr>
-          <w:rFonts w:ascii="Arial" w:hAnsi="Arial" w:eastAsia="Arial" w:cs="Arial"/>
+        <w:rPr>
+          <w:rFonts w:hint="default" w:ascii="Times New Roman" w:hAnsi="Times New Roman" w:cs="Times New Roman"/>
+        </w:rPr>
+      </w:pPr>
+      <w:r>
+        <w:rPr>
+          <w:rFonts w:hint="default" w:ascii="Times New Roman" w:hAnsi="Times New Roman" w:eastAsia="Arial" w:cs="Times New Roman"/>
           <w:color w:val="444444"/>
           <w:sz w:val="24"/>
           <w:szCs w:val="24"/>
@@ -111,7 +135,7 @@
       </w:r>
       <w:r>
         <w:rPr>
-          <w:rFonts w:hint="default" w:cs="Arial"/>
+          <w:rFonts w:hint="default" w:ascii="Times New Roman" w:hAnsi="Times New Roman" w:cs="Times New Roman"/>
           <w:color w:val="444444"/>
           <w:sz w:val="24"/>
           <w:szCs w:val="24"/>
@@ -121,7 +145,7 @@
       </w:r>
       <w:r>
         <w:rPr>
-          <w:rFonts w:ascii="Arial" w:hAnsi="Arial" w:eastAsia="Arial" w:cs="Arial"/>
+          <w:rFonts w:hint="default" w:ascii="Times New Roman" w:hAnsi="Times New Roman" w:eastAsia="Arial" w:cs="Times New Roman"/>
           <w:color w:val="444444"/>
           <w:sz w:val="24"/>
           <w:szCs w:val="24"/>
@@ -133,10 +157,13 @@
       <w:pPr>
         <w:spacing w:after="120"/>
         <w:jc w:val="center"/>
-      </w:pPr>
-      <w:r>
-        <w:rPr>
-          <w:rFonts w:ascii="Arial" w:hAnsi="Arial" w:eastAsia="Arial" w:cs="Arial"/>
+        <w:rPr>
+          <w:rFonts w:hint="default" w:ascii="Times New Roman" w:hAnsi="Times New Roman" w:cs="Times New Roman"/>
+        </w:rPr>
+      </w:pPr>
+      <w:r>
+        <w:rPr>
+          <w:rFonts w:hint="default" w:ascii="Times New Roman" w:hAnsi="Times New Roman" w:eastAsia="Arial" w:cs="Times New Roman"/>
           <w:color w:val="444444"/>
           <w:sz w:val="24"/>
           <w:szCs w:val="24"/>
@@ -147,21 +174,30 @@
     <w:p>
       <w:pPr>
         <w:spacing w:after="80"/>
+        <w:rPr>
+          <w:rFonts w:hint="default" w:ascii="Times New Roman" w:hAnsi="Times New Roman" w:cs="Times New Roman"/>
+        </w:rPr>
       </w:pPr>
     </w:p>
     <w:p>
       <w:pPr>
         <w:spacing w:after="80"/>
+        <w:rPr>
+          <w:rFonts w:hint="default" w:ascii="Times New Roman" w:hAnsi="Times New Roman" w:cs="Times New Roman"/>
+        </w:rPr>
       </w:pPr>
     </w:p>
     <w:p>
       <w:pPr>
         <w:spacing w:after="80"/>
         <w:jc w:val="center"/>
-      </w:pPr>
-      <w:r>
-        <w:rPr>
-          <w:rFonts w:ascii="Arial" w:hAnsi="Arial" w:eastAsia="Arial" w:cs="Arial"/>
+        <w:rPr>
+          <w:rFonts w:hint="default" w:ascii="Times New Roman" w:hAnsi="Times New Roman" w:cs="Times New Roman"/>
+        </w:rPr>
+      </w:pPr>
+      <w:r>
+        <w:rPr>
+          <w:rFonts w:hint="default" w:ascii="Times New Roman" w:hAnsi="Times New Roman" w:eastAsia="Arial" w:cs="Times New Roman"/>
           <w:b/>
           <w:bCs/>
           <w:color w:val="1F3864"/>
@@ -176,13 +212,13 @@
         <w:spacing w:after="60"/>
         <w:jc w:val="center"/>
         <w:rPr>
-          <w:rFonts w:hint="default"/>
+          <w:rFonts w:hint="default" w:ascii="Times New Roman" w:hAnsi="Times New Roman" w:cs="Times New Roman"/>
           <w:lang w:val="en-US"/>
         </w:rPr>
       </w:pPr>
       <w:r>
         <w:rPr>
-          <w:rFonts w:ascii="Arial" w:hAnsi="Arial" w:eastAsia="Arial" w:cs="Arial"/>
+          <w:rFonts w:hint="default" w:ascii="Times New Roman" w:hAnsi="Times New Roman" w:eastAsia="Arial" w:cs="Times New Roman"/>
           <w:color w:val="1A1A1A"/>
           <w:sz w:val="22"/>
           <w:szCs w:val="22"/>
@@ -191,7 +227,7 @@
       </w:r>
       <w:r>
         <w:rPr>
-          <w:rFonts w:hint="default" w:cs="Arial"/>
+          <w:rFonts w:hint="default" w:ascii="Times New Roman" w:hAnsi="Times New Roman" w:cs="Times New Roman"/>
           <w:color w:val="1A1A1A"/>
           <w:sz w:val="22"/>
           <w:szCs w:val="22"/>
@@ -205,7 +241,7 @@
         <w:spacing w:after="60"/>
         <w:jc w:val="center"/>
         <w:rPr>
-          <w:rFonts w:hint="default" w:cs="Arial"/>
+          <w:rFonts w:hint="default" w:ascii="Times New Roman" w:hAnsi="Times New Roman" w:cs="Times New Roman"/>
           <w:color w:val="1A1A1A"/>
           <w:sz w:val="22"/>
           <w:szCs w:val="22"/>
@@ -214,7 +250,7 @@
       </w:pPr>
       <w:r>
         <w:rPr>
-          <w:rFonts w:ascii="Arial" w:hAnsi="Arial" w:eastAsia="Arial" w:cs="Arial"/>
+          <w:rFonts w:hint="default" w:ascii="Times New Roman" w:hAnsi="Times New Roman" w:eastAsia="Arial" w:cs="Times New Roman"/>
           <w:color w:val="1A1A1A"/>
           <w:sz w:val="22"/>
           <w:szCs w:val="22"/>
@@ -223,7 +259,7 @@
       </w:r>
       <w:r>
         <w:rPr>
-          <w:rFonts w:hint="default" w:cs="Arial"/>
+          <w:rFonts w:hint="default" w:ascii="Times New Roman" w:hAnsi="Times New Roman" w:cs="Times New Roman"/>
           <w:color w:val="1A1A1A"/>
           <w:sz w:val="22"/>
           <w:szCs w:val="22"/>
@@ -236,10 +272,13 @@
       <w:pPr>
         <w:spacing w:after="60"/>
         <w:jc w:val="center"/>
-      </w:pPr>
-      <w:r>
-        <w:rPr>
-          <w:rFonts w:ascii="Arial" w:hAnsi="Arial" w:eastAsia="Arial" w:cs="Arial"/>
+        <w:rPr>
+          <w:rFonts w:hint="default" w:ascii="Times New Roman" w:hAnsi="Times New Roman" w:cs="Times New Roman"/>
+        </w:rPr>
+      </w:pPr>
+      <w:r>
+        <w:rPr>
+          <w:rFonts w:hint="default" w:ascii="Times New Roman" w:hAnsi="Times New Roman" w:eastAsia="Arial" w:cs="Times New Roman"/>
           <w:color w:val="1A1A1A"/>
           <w:sz w:val="22"/>
           <w:szCs w:val="22"/>
@@ -248,7 +287,7 @@
       </w:r>
       <w:r>
         <w:rPr>
-          <w:rFonts w:hint="default" w:cs="Arial"/>
+          <w:rFonts w:hint="default" w:ascii="Times New Roman" w:hAnsi="Times New Roman" w:cs="Times New Roman"/>
           <w:color w:val="1A1A1A"/>
           <w:sz w:val="22"/>
           <w:szCs w:val="22"/>
@@ -257,6 +296,9 @@
         <w:t>60E</w:t>
       </w:r>
       <w:r>
+        <w:rPr>
+          <w:rFonts w:hint="default" w:ascii="Times New Roman" w:hAnsi="Times New Roman" w:cs="Times New Roman"/>
+        </w:rPr>
         <w:br w:type="page"/>
       </w:r>
     </w:p>
@@ -267,10 +309,13 @@
           <w:bottom w:val="single" w:color="2E5FA3" w:sz="6" w:space="1"/>
         </w:pBdr>
         <w:spacing w:before="360" w:after="120"/>
-      </w:pPr>
-      <w:r>
-        <w:rPr>
-          <w:rFonts w:ascii="Arial" w:hAnsi="Arial" w:eastAsia="Arial" w:cs="Arial"/>
+        <w:rPr>
+          <w:rFonts w:hint="default" w:ascii="Times New Roman" w:hAnsi="Times New Roman" w:cs="Times New Roman"/>
+        </w:rPr>
+      </w:pPr>
+      <w:r>
+        <w:rPr>
+          <w:rFonts w:hint="default" w:ascii="Times New Roman" w:hAnsi="Times New Roman" w:eastAsia="Arial" w:cs="Times New Roman"/>
           <w:b/>
           <w:bCs/>
           <w:color w:val="1F3864"/>
@@ -281,7 +326,7 @@
       </w:r>
       <w:r>
         <w:rPr>
-          <w:rFonts w:hint="default" w:cs="Arial"/>
+          <w:rFonts w:hint="default" w:ascii="Times New Roman" w:hAnsi="Times New Roman" w:cs="Times New Roman"/>
           <w:b/>
           <w:bCs/>
           <w:color w:val="1F3864"/>
@@ -291,11 +336,9 @@
         </w:rPr>
         <w:t>-</w:t>
       </w:r>
-      <w:bookmarkStart w:id="0" w:name="_GoBack"/>
-      <w:bookmarkEnd w:id="0"/>
-      <w:r>
-        <w:rPr>
-          <w:rFonts w:ascii="Arial" w:hAnsi="Arial" w:eastAsia="Arial" w:cs="Arial"/>
+      <w:r>
+        <w:rPr>
+          <w:rFonts w:hint="default" w:ascii="Times New Roman" w:hAnsi="Times New Roman" w:eastAsia="Arial" w:cs="Times New Roman"/>
           <w:b/>
           <w:bCs/>
           <w:color w:val="1F3864"/>
@@ -308,10 +351,13 @@
     <w:p>
       <w:pPr>
         <w:spacing w:before="180" w:after="80"/>
-      </w:pPr>
-      <w:r>
-        <w:rPr>
-          <w:rFonts w:ascii="Arial" w:hAnsi="Arial" w:eastAsia="Arial" w:cs="Arial"/>
+        <w:rPr>
+          <w:rFonts w:hint="default" w:ascii="Times New Roman" w:hAnsi="Times New Roman" w:cs="Times New Roman"/>
+        </w:rPr>
+      </w:pPr>
+      <w:r>
+        <w:rPr>
+          <w:rFonts w:hint="default" w:ascii="Times New Roman" w:hAnsi="Times New Roman" w:eastAsia="Arial" w:cs="Times New Roman"/>
           <w:b/>
           <w:bCs/>
           <w:color w:val="1F3864"/>
@@ -324,10 +370,13 @@
     <w:p>
       <w:pPr>
         <w:spacing w:after="120" w:line="320" w:lineRule="auto"/>
-      </w:pPr>
-      <w:r>
-        <w:rPr>
-          <w:rFonts w:ascii="Arial" w:hAnsi="Arial" w:eastAsia="Arial" w:cs="Arial"/>
+        <w:rPr>
+          <w:rFonts w:hint="default" w:ascii="Times New Roman" w:hAnsi="Times New Roman" w:cs="Times New Roman"/>
+        </w:rPr>
+      </w:pPr>
+      <w:r>
+        <w:rPr>
+          <w:rFonts w:hint="default" w:ascii="Times New Roman" w:hAnsi="Times New Roman" w:eastAsia="Arial" w:cs="Times New Roman"/>
           <w:b w:val="0"/>
           <w:bCs w:val="0"/>
           <w:color w:val="1A1A1A"/>
@@ -338,7 +387,7 @@
       </w:r>
       <w:r>
         <w:rPr>
-          <w:rFonts w:hint="default" w:cs="Arial"/>
+          <w:rFonts w:hint="default" w:ascii="Times New Roman" w:hAnsi="Times New Roman" w:cs="Times New Roman"/>
           <w:b w:val="0"/>
           <w:bCs w:val="0"/>
           <w:color w:val="1A1A1A"/>
@@ -350,7 +399,7 @@
       </w:r>
       <w:r>
         <w:rPr>
-          <w:rFonts w:ascii="Arial" w:hAnsi="Arial" w:eastAsia="Arial" w:cs="Arial"/>
+          <w:rFonts w:hint="default" w:ascii="Times New Roman" w:hAnsi="Times New Roman" w:eastAsia="Arial" w:cs="Times New Roman"/>
           <w:b w:val="0"/>
           <w:bCs w:val="0"/>
           <w:color w:val="1A1A1A"/>
@@ -363,10 +412,13 @@
     <w:p>
       <w:pPr>
         <w:spacing w:after="120" w:line="320" w:lineRule="auto"/>
-      </w:pPr>
-      <w:r>
-        <w:rPr>
-          <w:rFonts w:ascii="Arial" w:hAnsi="Arial" w:eastAsia="Arial" w:cs="Arial"/>
+        <w:rPr>
+          <w:rFonts w:hint="default" w:ascii="Times New Roman" w:hAnsi="Times New Roman" w:cs="Times New Roman"/>
+        </w:rPr>
+      </w:pPr>
+      <w:r>
+        <w:rPr>
+          <w:rFonts w:hint="default" w:ascii="Times New Roman" w:hAnsi="Times New Roman" w:eastAsia="Arial" w:cs="Times New Roman"/>
           <w:b w:val="0"/>
           <w:bCs w:val="0"/>
           <w:color w:val="1A1A1A"/>
@@ -379,10 +431,13 @@
     <w:p>
       <w:pPr>
         <w:spacing w:before="180" w:after="80"/>
-      </w:pPr>
-      <w:r>
-        <w:rPr>
-          <w:rFonts w:ascii="Arial" w:hAnsi="Arial" w:eastAsia="Arial" w:cs="Arial"/>
+        <w:rPr>
+          <w:rFonts w:hint="default" w:ascii="Times New Roman" w:hAnsi="Times New Roman" w:cs="Times New Roman"/>
+        </w:rPr>
+      </w:pPr>
+      <w:r>
+        <w:rPr>
+          <w:rFonts w:hint="default" w:ascii="Times New Roman" w:hAnsi="Times New Roman" w:eastAsia="Arial" w:cs="Times New Roman"/>
           <w:b/>
           <w:bCs/>
           <w:color w:val="1F3864"/>
@@ -393,7 +448,7 @@
       </w:r>
       <w:r>
         <w:rPr>
-          <w:rFonts w:hint="default" w:cs="Arial"/>
+          <w:rFonts w:hint="default" w:ascii="Times New Roman" w:hAnsi="Times New Roman" w:cs="Times New Roman"/>
           <w:b/>
           <w:bCs/>
           <w:color w:val="1F3864"/>
@@ -405,7 +460,7 @@
       </w:r>
       <w:r>
         <w:rPr>
-          <w:rFonts w:ascii="Arial" w:hAnsi="Arial" w:eastAsia="Arial" w:cs="Arial"/>
+          <w:rFonts w:hint="default" w:ascii="Times New Roman" w:hAnsi="Times New Roman" w:eastAsia="Arial" w:cs="Times New Roman"/>
           <w:b/>
           <w:bCs/>
           <w:color w:val="1F3864"/>
@@ -418,10 +473,13 @@
     <w:p>
       <w:pPr>
         <w:spacing w:after="120" w:line="320" w:lineRule="auto"/>
-      </w:pPr>
-      <w:r>
-        <w:rPr>
-          <w:rFonts w:ascii="Arial" w:hAnsi="Arial" w:eastAsia="Arial" w:cs="Arial"/>
+        <w:rPr>
+          <w:rFonts w:hint="default" w:ascii="Times New Roman" w:hAnsi="Times New Roman" w:cs="Times New Roman"/>
+        </w:rPr>
+      </w:pPr>
+      <w:r>
+        <w:rPr>
+          <w:rFonts w:hint="default" w:ascii="Times New Roman" w:hAnsi="Times New Roman" w:eastAsia="Arial" w:cs="Times New Roman"/>
           <w:b w:val="0"/>
           <w:bCs w:val="0"/>
           <w:color w:val="1A1A1A"/>
@@ -434,10 +492,13 @@
     <w:p>
       <w:pPr>
         <w:spacing w:after="120" w:line="320" w:lineRule="auto"/>
-      </w:pPr>
-      <w:r>
-        <w:rPr>
-          <w:rFonts w:ascii="Arial" w:hAnsi="Arial" w:eastAsia="Arial" w:cs="Arial"/>
+        <w:rPr>
+          <w:rFonts w:hint="default" w:ascii="Times New Roman" w:hAnsi="Times New Roman" w:cs="Times New Roman"/>
+        </w:rPr>
+      </w:pPr>
+      <w:r>
+        <w:rPr>
+          <w:rFonts w:hint="default" w:ascii="Times New Roman" w:hAnsi="Times New Roman" w:eastAsia="Arial" w:cs="Times New Roman"/>
           <w:b w:val="0"/>
           <w:bCs w:val="0"/>
           <w:color w:val="1A1A1A"/>
@@ -448,7 +509,7 @@
       </w:r>
       <w:r>
         <w:rPr>
-          <w:rFonts w:hint="default" w:cs="Arial"/>
+          <w:rFonts w:hint="default" w:ascii="Times New Roman" w:hAnsi="Times New Roman" w:cs="Times New Roman"/>
           <w:b w:val="0"/>
           <w:bCs w:val="0"/>
           <w:color w:val="1A1A1A"/>
@@ -460,7 +521,7 @@
       </w:r>
       <w:r>
         <w:rPr>
-          <w:rFonts w:ascii="Arial" w:hAnsi="Arial" w:eastAsia="Arial" w:cs="Arial"/>
+          <w:rFonts w:hint="default" w:ascii="Times New Roman" w:hAnsi="Times New Roman" w:eastAsia="Arial" w:cs="Times New Roman"/>
           <w:b w:val="0"/>
           <w:bCs w:val="0"/>
           <w:color w:val="1A1A1A"/>
@@ -471,7 +532,7 @@
       </w:r>
       <w:r>
         <w:rPr>
-          <w:rFonts w:hint="default" w:cs="Arial"/>
+          <w:rFonts w:hint="default" w:ascii="Times New Roman" w:hAnsi="Times New Roman" w:cs="Times New Roman"/>
           <w:b w:val="0"/>
           <w:bCs w:val="0"/>
           <w:color w:val="1A1A1A"/>
@@ -483,7 +544,7 @@
       </w:r>
       <w:r>
         <w:rPr>
-          <w:rFonts w:ascii="Arial" w:hAnsi="Arial" w:eastAsia="Arial" w:cs="Arial"/>
+          <w:rFonts w:hint="default" w:ascii="Times New Roman" w:hAnsi="Times New Roman" w:eastAsia="Arial" w:cs="Times New Roman"/>
           <w:b w:val="0"/>
           <w:bCs w:val="0"/>
           <w:color w:val="1A1A1A"/>
@@ -496,10 +557,13 @@
     <w:p>
       <w:pPr>
         <w:spacing w:before="180" w:after="80"/>
-      </w:pPr>
-      <w:r>
-        <w:rPr>
-          <w:rFonts w:ascii="Arial" w:hAnsi="Arial" w:eastAsia="Arial" w:cs="Arial"/>
+        <w:rPr>
+          <w:rFonts w:hint="default" w:ascii="Times New Roman" w:hAnsi="Times New Roman" w:cs="Times New Roman"/>
+        </w:rPr>
+      </w:pPr>
+      <w:r>
+        <w:rPr>
+          <w:rFonts w:hint="default" w:ascii="Times New Roman" w:hAnsi="Times New Roman" w:eastAsia="Arial" w:cs="Times New Roman"/>
           <w:b/>
           <w:bCs/>
           <w:color w:val="1F3864"/>
@@ -512,6 +576,9 @@
     <w:p>
       <w:pPr>
         <w:spacing w:after="80"/>
+        <w:rPr>
+          <w:rFonts w:hint="default" w:ascii="Times New Roman" w:hAnsi="Times New Roman" w:cs="Times New Roman"/>
+        </w:rPr>
       </w:pPr>
     </w:p>
     <w:tbl>
@@ -549,12 +616,6 @@
             <w:insideH w:val="single" w:color="auto" w:sz="4" w:space="0"/>
             <w:insideV w:val="single" w:color="auto" w:sz="4" w:space="0"/>
           </w:tblBorders>
-          <w:tblCellMar>
-            <w:top w:w="0" w:type="dxa"/>
-            <w:left w:w="10" w:type="dxa"/>
-            <w:bottom w:w="0" w:type="dxa"/>
-            <w:right w:w="10" w:type="dxa"/>
-          </w:tblCellMar>
         </w:tblPrEx>
         <w:tc>
           <w:tcPr>
@@ -577,10 +638,13 @@
           <w:p>
             <w:pPr>
               <w:jc w:val="left"/>
+              <w:rPr>
+                <w:rFonts w:hint="default" w:ascii="Times New Roman" w:hAnsi="Times New Roman" w:cs="Times New Roman"/>
+              </w:rPr>
             </w:pPr>
             <w:r>
               <w:rPr>
-                <w:rFonts w:ascii="Arial" w:hAnsi="Arial" w:eastAsia="Arial" w:cs="Arial"/>
+                <w:rFonts w:hint="default" w:ascii="Times New Roman" w:hAnsi="Times New Roman" w:eastAsia="Arial" w:cs="Times New Roman"/>
                 <w:b/>
                 <w:bCs/>
                 <w:color w:val="FFFFFF"/>
@@ -612,10 +676,13 @@
           <w:p>
             <w:pPr>
               <w:jc w:val="left"/>
+              <w:rPr>
+                <w:rFonts w:hint="default" w:ascii="Times New Roman" w:hAnsi="Times New Roman" w:cs="Times New Roman"/>
+              </w:rPr>
             </w:pPr>
             <w:r>
               <w:rPr>
-                <w:rFonts w:ascii="Arial" w:hAnsi="Arial" w:eastAsia="Arial" w:cs="Arial"/>
+                <w:rFonts w:hint="default" w:ascii="Times New Roman" w:hAnsi="Times New Roman" w:eastAsia="Arial" w:cs="Times New Roman"/>
                 <w:b/>
                 <w:bCs/>
                 <w:color w:val="FFFFFF"/>
@@ -665,10 +732,13 @@
           <w:p>
             <w:pPr>
               <w:jc w:val="left"/>
+              <w:rPr>
+                <w:rFonts w:hint="default" w:ascii="Times New Roman" w:hAnsi="Times New Roman" w:cs="Times New Roman"/>
+              </w:rPr>
             </w:pPr>
             <w:r>
               <w:rPr>
-                <w:rFonts w:ascii="Arial" w:hAnsi="Arial" w:eastAsia="Arial" w:cs="Arial"/>
+                <w:rFonts w:hint="default" w:ascii="Times New Roman" w:hAnsi="Times New Roman" w:eastAsia="Arial" w:cs="Times New Roman"/>
                 <w:b w:val="0"/>
                 <w:bCs w:val="0"/>
                 <w:color w:val="1A1A1A"/>
@@ -700,10 +770,13 @@
           <w:p>
             <w:pPr>
               <w:jc w:val="left"/>
+              <w:rPr>
+                <w:rFonts w:hint="default" w:ascii="Times New Roman" w:hAnsi="Times New Roman" w:cs="Times New Roman"/>
+              </w:rPr>
             </w:pPr>
             <w:r>
               <w:rPr>
-                <w:rFonts w:ascii="Arial" w:hAnsi="Arial" w:eastAsia="Arial" w:cs="Arial"/>
+                <w:rFonts w:hint="default" w:ascii="Times New Roman" w:hAnsi="Times New Roman" w:eastAsia="Arial" w:cs="Times New Roman"/>
                 <w:b w:val="0"/>
                 <w:bCs w:val="0"/>
                 <w:color w:val="1A1A1A"/>
@@ -753,10 +826,13 @@
           <w:p>
             <w:pPr>
               <w:jc w:val="left"/>
+              <w:rPr>
+                <w:rFonts w:hint="default" w:ascii="Times New Roman" w:hAnsi="Times New Roman" w:cs="Times New Roman"/>
+              </w:rPr>
             </w:pPr>
             <w:r>
               <w:rPr>
-                <w:rFonts w:ascii="Arial" w:hAnsi="Arial" w:eastAsia="Arial" w:cs="Arial"/>
+                <w:rFonts w:hint="default" w:ascii="Times New Roman" w:hAnsi="Times New Roman" w:eastAsia="Arial" w:cs="Times New Roman"/>
                 <w:b w:val="0"/>
                 <w:bCs w:val="0"/>
                 <w:color w:val="1A1A1A"/>
@@ -788,10 +864,13 @@
           <w:p>
             <w:pPr>
               <w:jc w:val="left"/>
+              <w:rPr>
+                <w:rFonts w:hint="default" w:ascii="Times New Roman" w:hAnsi="Times New Roman" w:cs="Times New Roman"/>
+              </w:rPr>
             </w:pPr>
             <w:r>
               <w:rPr>
-                <w:rFonts w:ascii="Arial" w:hAnsi="Arial" w:eastAsia="Arial" w:cs="Arial"/>
+                <w:rFonts w:hint="default" w:ascii="Times New Roman" w:hAnsi="Times New Roman" w:eastAsia="Arial" w:cs="Times New Roman"/>
                 <w:b w:val="0"/>
                 <w:bCs w:val="0"/>
                 <w:color w:val="1A1A1A"/>
@@ -841,10 +920,13 @@
           <w:p>
             <w:pPr>
               <w:jc w:val="left"/>
+              <w:rPr>
+                <w:rFonts w:hint="default" w:ascii="Times New Roman" w:hAnsi="Times New Roman" w:cs="Times New Roman"/>
+              </w:rPr>
             </w:pPr>
             <w:r>
               <w:rPr>
-                <w:rFonts w:ascii="Arial" w:hAnsi="Arial" w:eastAsia="Arial" w:cs="Arial"/>
+                <w:rFonts w:hint="default" w:ascii="Times New Roman" w:hAnsi="Times New Roman" w:eastAsia="Arial" w:cs="Times New Roman"/>
                 <w:b w:val="0"/>
                 <w:bCs w:val="0"/>
                 <w:color w:val="1A1A1A"/>
@@ -876,10 +958,13 @@
           <w:p>
             <w:pPr>
               <w:jc w:val="left"/>
+              <w:rPr>
+                <w:rFonts w:hint="default" w:ascii="Times New Roman" w:hAnsi="Times New Roman" w:cs="Times New Roman"/>
+              </w:rPr>
             </w:pPr>
             <w:r>
               <w:rPr>
-                <w:rFonts w:ascii="Arial" w:hAnsi="Arial" w:eastAsia="Arial" w:cs="Arial"/>
+                <w:rFonts w:hint="default" w:ascii="Times New Roman" w:hAnsi="Times New Roman" w:eastAsia="Arial" w:cs="Times New Roman"/>
                 <w:b w:val="0"/>
                 <w:bCs w:val="0"/>
                 <w:color w:val="1A1A1A"/>
@@ -929,10 +1014,13 @@
           <w:p>
             <w:pPr>
               <w:jc w:val="left"/>
+              <w:rPr>
+                <w:rFonts w:hint="default" w:ascii="Times New Roman" w:hAnsi="Times New Roman" w:cs="Times New Roman"/>
+              </w:rPr>
             </w:pPr>
             <w:r>
               <w:rPr>
-                <w:rFonts w:ascii="Arial" w:hAnsi="Arial" w:eastAsia="Arial" w:cs="Arial"/>
+                <w:rFonts w:hint="default" w:ascii="Times New Roman" w:hAnsi="Times New Roman" w:eastAsia="Arial" w:cs="Times New Roman"/>
                 <w:b w:val="0"/>
                 <w:bCs w:val="0"/>
                 <w:color w:val="1A1A1A"/>
@@ -964,10 +1052,13 @@
           <w:p>
             <w:pPr>
               <w:jc w:val="left"/>
+              <w:rPr>
+                <w:rFonts w:hint="default" w:ascii="Times New Roman" w:hAnsi="Times New Roman" w:cs="Times New Roman"/>
+              </w:rPr>
             </w:pPr>
             <w:r>
               <w:rPr>
-                <w:rFonts w:ascii="Arial" w:hAnsi="Arial" w:eastAsia="Arial" w:cs="Arial"/>
+                <w:rFonts w:hint="default" w:ascii="Times New Roman" w:hAnsi="Times New Roman" w:eastAsia="Arial" w:cs="Times New Roman"/>
                 <w:b w:val="0"/>
                 <w:bCs w:val="0"/>
                 <w:color w:val="1A1A1A"/>
@@ -983,15 +1074,21 @@
     <w:p>
       <w:pPr>
         <w:spacing w:after="80"/>
+        <w:rPr>
+          <w:rFonts w:hint="default" w:ascii="Times New Roman" w:hAnsi="Times New Roman" w:cs="Times New Roman"/>
+        </w:rPr>
       </w:pPr>
     </w:p>
     <w:p>
       <w:pPr>
         <w:spacing w:before="180" w:after="80"/>
-      </w:pPr>
-      <w:r>
-        <w:rPr>
-          <w:rFonts w:ascii="Arial" w:hAnsi="Arial" w:eastAsia="Arial" w:cs="Arial"/>
+        <w:rPr>
+          <w:rFonts w:hint="default" w:ascii="Times New Roman" w:hAnsi="Times New Roman" w:cs="Times New Roman"/>
+        </w:rPr>
+      </w:pPr>
+      <w:r>
+        <w:rPr>
+          <w:rFonts w:hint="default" w:ascii="Times New Roman" w:hAnsi="Times New Roman" w:eastAsia="Arial" w:cs="Times New Roman"/>
           <w:b/>
           <w:bCs/>
           <w:color w:val="1F3864"/>
@@ -1004,10 +1101,13 @@
     <w:p>
       <w:pPr>
         <w:spacing w:after="120" w:line="320" w:lineRule="auto"/>
-      </w:pPr>
-      <w:r>
-        <w:rPr>
-          <w:rFonts w:ascii="Arial" w:hAnsi="Arial" w:eastAsia="Arial" w:cs="Arial"/>
+        <w:rPr>
+          <w:rFonts w:hint="default" w:ascii="Times New Roman" w:hAnsi="Times New Roman" w:cs="Times New Roman"/>
+        </w:rPr>
+      </w:pPr>
+      <w:r>
+        <w:rPr>
+          <w:rFonts w:hint="default" w:ascii="Times New Roman" w:hAnsi="Times New Roman" w:eastAsia="Arial" w:cs="Times New Roman"/>
           <w:b w:val="0"/>
           <w:bCs w:val="0"/>
           <w:color w:val="1A1A1A"/>
@@ -1018,7 +1118,7 @@
       </w:r>
       <w:r>
         <w:rPr>
-          <w:rFonts w:hint="default" w:cs="Arial"/>
+          <w:rFonts w:hint="default" w:ascii="Times New Roman" w:hAnsi="Times New Roman" w:cs="Times New Roman"/>
           <w:b w:val="0"/>
           <w:bCs w:val="0"/>
           <w:color w:val="1A1A1A"/>
@@ -1030,7 +1130,7 @@
       </w:r>
       <w:r>
         <w:rPr>
-          <w:rFonts w:ascii="Arial" w:hAnsi="Arial" w:eastAsia="Arial" w:cs="Arial"/>
+          <w:rFonts w:hint="default" w:ascii="Times New Roman" w:hAnsi="Times New Roman" w:eastAsia="Arial" w:cs="Times New Roman"/>
           <w:b w:val="0"/>
           <w:bCs w:val="0"/>
           <w:color w:val="1A1A1A"/>
@@ -1043,10 +1143,13 @@
     <w:p>
       <w:pPr>
         <w:spacing w:after="120" w:line="320" w:lineRule="auto"/>
-      </w:pPr>
-      <w:r>
-        <w:rPr>
-          <w:rFonts w:ascii="Arial" w:hAnsi="Arial" w:eastAsia="Arial" w:cs="Arial"/>
+        <w:rPr>
+          <w:rFonts w:hint="default" w:ascii="Times New Roman" w:hAnsi="Times New Roman" w:cs="Times New Roman"/>
+        </w:rPr>
+      </w:pPr>
+      <w:r>
+        <w:rPr>
+          <w:rFonts w:hint="default" w:ascii="Times New Roman" w:hAnsi="Times New Roman" w:eastAsia="Arial" w:cs="Times New Roman"/>
           <w:b w:val="0"/>
           <w:bCs w:val="0"/>
           <w:color w:val="1A1A1A"/>
@@ -1057,7 +1160,7 @@
       </w:r>
       <w:r>
         <w:rPr>
-          <w:rFonts w:hint="default" w:cs="Arial"/>
+          <w:rFonts w:hint="default" w:ascii="Times New Roman" w:hAnsi="Times New Roman" w:cs="Times New Roman"/>
           <w:b w:val="0"/>
           <w:bCs w:val="0"/>
           <w:color w:val="1A1A1A"/>
@@ -1069,7 +1172,7 @@
       </w:r>
       <w:r>
         <w:rPr>
-          <w:rFonts w:ascii="Arial" w:hAnsi="Arial" w:eastAsia="Arial" w:cs="Arial"/>
+          <w:rFonts w:hint="default" w:ascii="Times New Roman" w:hAnsi="Times New Roman" w:eastAsia="Arial" w:cs="Times New Roman"/>
           <w:b w:val="0"/>
           <w:bCs w:val="0"/>
           <w:color w:val="1A1A1A"/>
@@ -1080,9 +1183,19 @@
       </w:r>
     </w:p>
     <w:p>
-      <w:r>
+      <w:pPr>
+        <w:rPr>
+          <w:rFonts w:hint="default" w:ascii="Times New Roman" w:hAnsi="Times New Roman" w:cs="Times New Roman"/>
+        </w:rPr>
+      </w:pPr>
+      <w:r>
+        <w:rPr>
+          <w:rFonts w:hint="default" w:ascii="Times New Roman" w:hAnsi="Times New Roman" w:cs="Times New Roman"/>
+        </w:rPr>
         <w:br w:type="page"/>
       </w:r>
+      <w:bookmarkStart w:id="0" w:name="_GoBack"/>
+      <w:bookmarkEnd w:id="0"/>
     </w:p>
     <w:p>
       <w:pPr>
@@ -1091,10 +1204,13 @@
           <w:bottom w:val="single" w:color="2E5FA3" w:sz="6" w:space="1"/>
         </w:pBdr>
         <w:spacing w:before="360" w:after="120"/>
-      </w:pPr>
-      <w:r>
-        <w:rPr>
-          <w:rFonts w:ascii="Arial" w:hAnsi="Arial" w:eastAsia="Arial" w:cs="Arial"/>
+        <w:rPr>
+          <w:rFonts w:hint="default" w:ascii="Times New Roman" w:hAnsi="Times New Roman" w:cs="Times New Roman"/>
+        </w:rPr>
+      </w:pPr>
+      <w:r>
+        <w:rPr>
+          <w:rFonts w:hint="default" w:ascii="Times New Roman" w:hAnsi="Times New Roman" w:eastAsia="Arial" w:cs="Times New Roman"/>
           <w:b/>
           <w:bCs/>
           <w:color w:val="1F3864"/>
@@ -1105,7 +1221,7 @@
       </w:r>
       <w:r>
         <w:rPr>
-          <w:rFonts w:hint="default" w:cs="Arial"/>
+          <w:rFonts w:hint="default" w:ascii="Times New Roman" w:hAnsi="Times New Roman" w:cs="Times New Roman"/>
           <w:b/>
           <w:bCs/>
           <w:color w:val="1F3864"/>
@@ -1117,7 +1233,7 @@
       </w:r>
       <w:r>
         <w:rPr>
-          <w:rFonts w:ascii="Arial" w:hAnsi="Arial" w:eastAsia="Arial" w:cs="Arial"/>
+          <w:rFonts w:hint="default" w:ascii="Times New Roman" w:hAnsi="Times New Roman" w:eastAsia="Arial" w:cs="Times New Roman"/>
           <w:b/>
           <w:bCs/>
           <w:color w:val="1F3864"/>
@@ -1130,10 +1246,13 @@
     <w:p>
       <w:pPr>
         <w:spacing w:after="120" w:line="320" w:lineRule="auto"/>
-      </w:pPr>
-      <w:r>
-        <w:rPr>
-          <w:rFonts w:ascii="Arial" w:hAnsi="Arial" w:eastAsia="Arial" w:cs="Arial"/>
+        <w:rPr>
+          <w:rFonts w:hint="default" w:ascii="Times New Roman" w:hAnsi="Times New Roman" w:cs="Times New Roman"/>
+        </w:rPr>
+      </w:pPr>
+      <w:r>
+        <w:rPr>
+          <w:rFonts w:hint="default" w:ascii="Times New Roman" w:hAnsi="Times New Roman" w:eastAsia="Arial" w:cs="Times New Roman"/>
           <w:b w:val="0"/>
           <w:bCs w:val="0"/>
           <w:color w:val="1A1A1A"/>
@@ -1144,7 +1263,7 @@
       </w:r>
       <w:r>
         <w:rPr>
-          <w:rFonts w:hint="default" w:cs="Arial"/>
+          <w:rFonts w:hint="default" w:ascii="Times New Roman" w:hAnsi="Times New Roman" w:cs="Times New Roman"/>
           <w:b w:val="0"/>
           <w:bCs w:val="0"/>
           <w:color w:val="1A1A1A"/>
@@ -1156,7 +1275,7 @@
       </w:r>
       <w:r>
         <w:rPr>
-          <w:rFonts w:ascii="Arial" w:hAnsi="Arial" w:eastAsia="Arial" w:cs="Arial"/>
+          <w:rFonts w:hint="default" w:ascii="Times New Roman" w:hAnsi="Times New Roman" w:eastAsia="Arial" w:cs="Times New Roman"/>
           <w:b w:val="0"/>
           <w:bCs w:val="0"/>
           <w:color w:val="1A1A1A"/>
@@ -1169,10 +1288,13 @@
     <w:p>
       <w:pPr>
         <w:spacing w:before="180" w:after="80"/>
-      </w:pPr>
-      <w:r>
-        <w:rPr>
-          <w:rFonts w:ascii="Arial" w:hAnsi="Arial" w:eastAsia="Arial" w:cs="Arial"/>
+        <w:rPr>
+          <w:rFonts w:hint="default" w:ascii="Times New Roman" w:hAnsi="Times New Roman" w:cs="Times New Roman"/>
+        </w:rPr>
+      </w:pPr>
+      <w:r>
+        <w:rPr>
+          <w:rFonts w:hint="default" w:ascii="Times New Roman" w:hAnsi="Times New Roman" w:eastAsia="Arial" w:cs="Times New Roman"/>
           <w:b/>
           <w:bCs/>
           <w:color w:val="1F3864"/>
@@ -1190,10 +1312,13 @@
           <w:numId w:val="1"/>
         </w:numPr>
         <w:spacing w:after="80"/>
-      </w:pPr>
-      <w:r>
-        <w:rPr>
-          <w:rFonts w:ascii="Arial" w:hAnsi="Arial" w:eastAsia="Arial" w:cs="Arial"/>
+        <w:rPr>
+          <w:rFonts w:hint="default" w:ascii="Times New Roman" w:hAnsi="Times New Roman" w:cs="Times New Roman"/>
+        </w:rPr>
+      </w:pPr>
+      <w:r>
+        <w:rPr>
+          <w:rFonts w:hint="default" w:ascii="Times New Roman" w:hAnsi="Times New Roman" w:eastAsia="Arial" w:cs="Times New Roman"/>
           <w:color w:val="1A1A1A"/>
           <w:sz w:val="22"/>
           <w:szCs w:val="22"/>
@@ -1209,10 +1334,13 @@
           <w:numId w:val="1"/>
         </w:numPr>
         <w:spacing w:after="80"/>
-      </w:pPr>
-      <w:r>
-        <w:rPr>
-          <w:rFonts w:ascii="Arial" w:hAnsi="Arial" w:eastAsia="Arial" w:cs="Arial"/>
+        <w:rPr>
+          <w:rFonts w:hint="default" w:ascii="Times New Roman" w:hAnsi="Times New Roman" w:cs="Times New Roman"/>
+        </w:rPr>
+      </w:pPr>
+      <w:r>
+        <w:rPr>
+          <w:rFonts w:hint="default" w:ascii="Times New Roman" w:hAnsi="Times New Roman" w:eastAsia="Arial" w:cs="Times New Roman"/>
           <w:color w:val="1A1A1A"/>
           <w:sz w:val="22"/>
           <w:szCs w:val="22"/>
@@ -1228,10 +1356,13 @@
           <w:numId w:val="1"/>
         </w:numPr>
         <w:spacing w:after="80"/>
-      </w:pPr>
-      <w:r>
-        <w:rPr>
-          <w:rFonts w:ascii="Arial" w:hAnsi="Arial" w:eastAsia="Arial" w:cs="Arial"/>
+        <w:rPr>
+          <w:rFonts w:hint="default" w:ascii="Times New Roman" w:hAnsi="Times New Roman" w:cs="Times New Roman"/>
+        </w:rPr>
+      </w:pPr>
+      <w:r>
+        <w:rPr>
+          <w:rFonts w:hint="default" w:ascii="Times New Roman" w:hAnsi="Times New Roman" w:eastAsia="Arial" w:cs="Times New Roman"/>
           <w:color w:val="1A1A1A"/>
           <w:sz w:val="22"/>
           <w:szCs w:val="22"/>
@@ -1247,10 +1378,13 @@
           <w:numId w:val="1"/>
         </w:numPr>
         <w:spacing w:after="80"/>
-      </w:pPr>
-      <w:r>
-        <w:rPr>
-          <w:rFonts w:ascii="Arial" w:hAnsi="Arial" w:eastAsia="Arial" w:cs="Arial"/>
+        <w:rPr>
+          <w:rFonts w:hint="default" w:ascii="Times New Roman" w:hAnsi="Times New Roman" w:cs="Times New Roman"/>
+        </w:rPr>
+      </w:pPr>
+      <w:r>
+        <w:rPr>
+          <w:rFonts w:hint="default" w:ascii="Times New Roman" w:hAnsi="Times New Roman" w:eastAsia="Arial" w:cs="Times New Roman"/>
           <w:color w:val="1A1A1A"/>
           <w:sz w:val="22"/>
           <w:szCs w:val="22"/>
@@ -1266,10 +1400,13 @@
           <w:numId w:val="1"/>
         </w:numPr>
         <w:spacing w:after="80"/>
-      </w:pPr>
-      <w:r>
-        <w:rPr>
-          <w:rFonts w:ascii="Arial" w:hAnsi="Arial" w:eastAsia="Arial" w:cs="Arial"/>
+        <w:rPr>
+          <w:rFonts w:hint="default" w:ascii="Times New Roman" w:hAnsi="Times New Roman" w:cs="Times New Roman"/>
+        </w:rPr>
+      </w:pPr>
+      <w:r>
+        <w:rPr>
+          <w:rFonts w:hint="default" w:ascii="Times New Roman" w:hAnsi="Times New Roman" w:eastAsia="Arial" w:cs="Times New Roman"/>
           <w:color w:val="1A1A1A"/>
           <w:sz w:val="22"/>
           <w:szCs w:val="22"/>
@@ -1285,10 +1422,13 @@
           <w:numId w:val="1"/>
         </w:numPr>
         <w:spacing w:after="80"/>
-      </w:pPr>
-      <w:r>
-        <w:rPr>
-          <w:rFonts w:ascii="Arial" w:hAnsi="Arial" w:eastAsia="Arial" w:cs="Arial"/>
+        <w:rPr>
+          <w:rFonts w:hint="default" w:ascii="Times New Roman" w:hAnsi="Times New Roman" w:cs="Times New Roman"/>
+        </w:rPr>
+      </w:pPr>
+      <w:r>
+        <w:rPr>
+          <w:rFonts w:hint="default" w:ascii="Times New Roman" w:hAnsi="Times New Roman" w:eastAsia="Arial" w:cs="Times New Roman"/>
           <w:color w:val="1A1A1A"/>
           <w:sz w:val="22"/>
           <w:szCs w:val="22"/>
@@ -1304,10 +1444,13 @@
           <w:numId w:val="1"/>
         </w:numPr>
         <w:spacing w:after="80"/>
-      </w:pPr>
-      <w:r>
-        <w:rPr>
-          <w:rFonts w:ascii="Arial" w:hAnsi="Arial" w:eastAsia="Arial" w:cs="Arial"/>
+        <w:rPr>
+          <w:rFonts w:hint="default" w:ascii="Times New Roman" w:hAnsi="Times New Roman" w:cs="Times New Roman"/>
+        </w:rPr>
+      </w:pPr>
+      <w:r>
+        <w:rPr>
+          <w:rFonts w:hint="default" w:ascii="Times New Roman" w:hAnsi="Times New Roman" w:eastAsia="Arial" w:cs="Times New Roman"/>
           <w:color w:val="1A1A1A"/>
           <w:sz w:val="22"/>
           <w:szCs w:val="22"/>
@@ -1318,15 +1461,21 @@
     <w:p>
       <w:pPr>
         <w:spacing w:after="80"/>
+        <w:rPr>
+          <w:rFonts w:hint="default" w:ascii="Times New Roman" w:hAnsi="Times New Roman" w:cs="Times New Roman"/>
+        </w:rPr>
       </w:pPr>
     </w:p>
     <w:p>
       <w:pPr>
         <w:spacing w:before="180" w:after="80"/>
-      </w:pPr>
-      <w:r>
-        <w:rPr>
-          <w:rFonts w:ascii="Arial" w:hAnsi="Arial" w:eastAsia="Arial" w:cs="Arial"/>
+        <w:rPr>
+          <w:rFonts w:hint="default" w:ascii="Times New Roman" w:hAnsi="Times New Roman" w:cs="Times New Roman"/>
+        </w:rPr>
+      </w:pPr>
+      <w:r>
+        <w:rPr>
+          <w:rFonts w:hint="default" w:ascii="Times New Roman" w:hAnsi="Times New Roman" w:eastAsia="Arial" w:cs="Times New Roman"/>
           <w:b/>
           <w:bCs/>
           <w:color w:val="1F3864"/>
@@ -1339,6 +1488,9 @@
     <w:p>
       <w:pPr>
         <w:spacing w:after="80"/>
+        <w:rPr>
+          <w:rFonts w:hint="default" w:ascii="Times New Roman" w:hAnsi="Times New Roman" w:cs="Times New Roman"/>
+        </w:rPr>
       </w:pPr>
     </w:p>
     <w:tbl>
@@ -1369,6 +1521,14 @@
       </w:tblGrid>
       <w:tr>
         <w:tblPrEx>
+          <w:tblBorders>
+            <w:top w:val="single" w:color="auto" w:sz="4" w:space="0"/>
+            <w:left w:val="single" w:color="auto" w:sz="4" w:space="0"/>
+            <w:bottom w:val="single" w:color="auto" w:sz="4" w:space="0"/>
+            <w:right w:val="single" w:color="auto" w:sz="4" w:space="0"/>
+            <w:insideH w:val="single" w:color="auto" w:sz="4" w:space="0"/>
+            <w:insideV w:val="single" w:color="auto" w:sz="4" w:space="0"/>
+          </w:tblBorders>
           <w:tblCellMar>
             <w:top w:w="0" w:type="dxa"/>
             <w:left w:w="10" w:type="dxa"/>
@@ -1397,10 +1557,13 @@
           <w:p>
             <w:pPr>
               <w:jc w:val="left"/>
+              <w:rPr>
+                <w:rFonts w:hint="default" w:ascii="Times New Roman" w:hAnsi="Times New Roman" w:cs="Times New Roman"/>
+              </w:rPr>
             </w:pPr>
             <w:r>
               <w:rPr>
-                <w:rFonts w:ascii="Arial" w:hAnsi="Arial" w:eastAsia="Arial" w:cs="Arial"/>
+                <w:rFonts w:hint="default" w:ascii="Times New Roman" w:hAnsi="Times New Roman" w:eastAsia="Arial" w:cs="Times New Roman"/>
                 <w:b/>
                 <w:bCs/>
                 <w:color w:val="FFFFFF"/>
@@ -1432,10 +1595,13 @@
           <w:p>
             <w:pPr>
               <w:jc w:val="left"/>
+              <w:rPr>
+                <w:rFonts w:hint="default" w:ascii="Times New Roman" w:hAnsi="Times New Roman" w:cs="Times New Roman"/>
+              </w:rPr>
             </w:pPr>
             <w:r>
               <w:rPr>
-                <w:rFonts w:ascii="Arial" w:hAnsi="Arial" w:eastAsia="Arial" w:cs="Arial"/>
+                <w:rFonts w:hint="default" w:ascii="Times New Roman" w:hAnsi="Times New Roman" w:eastAsia="Arial" w:cs="Times New Roman"/>
                 <w:b/>
                 <w:bCs/>
                 <w:color w:val="FFFFFF"/>
@@ -1467,10 +1633,13 @@
           <w:p>
             <w:pPr>
               <w:jc w:val="left"/>
+              <w:rPr>
+                <w:rFonts w:hint="default" w:ascii="Times New Roman" w:hAnsi="Times New Roman" w:cs="Times New Roman"/>
+              </w:rPr>
             </w:pPr>
             <w:r>
               <w:rPr>
-                <w:rFonts w:ascii="Arial" w:hAnsi="Arial" w:eastAsia="Arial" w:cs="Arial"/>
+                <w:rFonts w:hint="default" w:ascii="Times New Roman" w:hAnsi="Times New Roman" w:eastAsia="Arial" w:cs="Times New Roman"/>
                 <w:b/>
                 <w:bCs/>
                 <w:color w:val="FFFFFF"/>
@@ -1523,10 +1692,13 @@
           <w:p>
             <w:pPr>
               <w:jc w:val="left"/>
+              <w:rPr>
+                <w:rFonts w:hint="default" w:ascii="Times New Roman" w:hAnsi="Times New Roman" w:cs="Times New Roman"/>
+              </w:rPr>
             </w:pPr>
             <w:r>
               <w:rPr>
-                <w:rFonts w:ascii="Arial" w:hAnsi="Arial" w:eastAsia="Arial" w:cs="Arial"/>
+                <w:rFonts w:hint="default" w:ascii="Times New Roman" w:hAnsi="Times New Roman" w:eastAsia="Arial" w:cs="Times New Roman"/>
                 <w:b w:val="0"/>
                 <w:bCs w:val="0"/>
                 <w:color w:val="1A1A1A"/>
@@ -1558,10 +1730,13 @@
           <w:p>
             <w:pPr>
               <w:jc w:val="left"/>
+              <w:rPr>
+                <w:rFonts w:hint="default" w:ascii="Times New Roman" w:hAnsi="Times New Roman" w:cs="Times New Roman"/>
+              </w:rPr>
             </w:pPr>
             <w:r>
               <w:rPr>
-                <w:rFonts w:ascii="Arial" w:hAnsi="Arial" w:eastAsia="Arial" w:cs="Arial"/>
+                <w:rFonts w:hint="default" w:ascii="Times New Roman" w:hAnsi="Times New Roman" w:eastAsia="Arial" w:cs="Times New Roman"/>
                 <w:b w:val="0"/>
                 <w:bCs w:val="0"/>
                 <w:color w:val="1A1A1A"/>
@@ -1593,10 +1768,13 @@
           <w:p>
             <w:pPr>
               <w:jc w:val="left"/>
+              <w:rPr>
+                <w:rFonts w:hint="default" w:ascii="Times New Roman" w:hAnsi="Times New Roman" w:cs="Times New Roman"/>
+              </w:rPr>
             </w:pPr>
             <w:r>
               <w:rPr>
-                <w:rFonts w:ascii="Arial" w:hAnsi="Arial" w:eastAsia="Arial" w:cs="Arial"/>
+                <w:rFonts w:hint="default" w:ascii="Times New Roman" w:hAnsi="Times New Roman" w:eastAsia="Arial" w:cs="Times New Roman"/>
                 <w:b w:val="0"/>
                 <w:bCs w:val="0"/>
                 <w:color w:val="1A1A1A"/>
@@ -1646,10 +1824,13 @@
           <w:p>
             <w:pPr>
               <w:jc w:val="left"/>
+              <w:rPr>
+                <w:rFonts w:hint="default" w:ascii="Times New Roman" w:hAnsi="Times New Roman" w:cs="Times New Roman"/>
+              </w:rPr>
             </w:pPr>
             <w:r>
               <w:rPr>
-                <w:rFonts w:ascii="Arial" w:hAnsi="Arial" w:eastAsia="Arial" w:cs="Arial"/>
+                <w:rFonts w:hint="default" w:ascii="Times New Roman" w:hAnsi="Times New Roman" w:eastAsia="Arial" w:cs="Times New Roman"/>
                 <w:b w:val="0"/>
                 <w:bCs w:val="0"/>
                 <w:color w:val="1A1A1A"/>
@@ -1681,10 +1862,13 @@
           <w:p>
             <w:pPr>
               <w:jc w:val="left"/>
+              <w:rPr>
+                <w:rFonts w:hint="default" w:ascii="Times New Roman" w:hAnsi="Times New Roman" w:cs="Times New Roman"/>
+              </w:rPr>
             </w:pPr>
             <w:r>
               <w:rPr>
-                <w:rFonts w:ascii="Arial" w:hAnsi="Arial" w:eastAsia="Arial" w:cs="Arial"/>
+                <w:rFonts w:hint="default" w:ascii="Times New Roman" w:hAnsi="Times New Roman" w:eastAsia="Arial" w:cs="Times New Roman"/>
                 <w:b w:val="0"/>
                 <w:bCs w:val="0"/>
                 <w:color w:val="1A1A1A"/>
@@ -1716,10 +1900,13 @@
           <w:p>
             <w:pPr>
               <w:jc w:val="left"/>
+              <w:rPr>
+                <w:rFonts w:hint="default" w:ascii="Times New Roman" w:hAnsi="Times New Roman" w:cs="Times New Roman"/>
+              </w:rPr>
             </w:pPr>
             <w:r>
               <w:rPr>
-                <w:rFonts w:ascii="Arial" w:hAnsi="Arial" w:eastAsia="Arial" w:cs="Arial"/>
+                <w:rFonts w:hint="default" w:ascii="Times New Roman" w:hAnsi="Times New Roman" w:eastAsia="Arial" w:cs="Times New Roman"/>
                 <w:b w:val="0"/>
                 <w:bCs w:val="0"/>
                 <w:color w:val="1A1A1A"/>
@@ -1769,10 +1956,13 @@
           <w:p>
             <w:pPr>
               <w:jc w:val="left"/>
+              <w:rPr>
+                <w:rFonts w:hint="default" w:ascii="Times New Roman" w:hAnsi="Times New Roman" w:cs="Times New Roman"/>
+              </w:rPr>
             </w:pPr>
             <w:r>
               <w:rPr>
-                <w:rFonts w:ascii="Arial" w:hAnsi="Arial" w:eastAsia="Arial" w:cs="Arial"/>
+                <w:rFonts w:hint="default" w:ascii="Times New Roman" w:hAnsi="Times New Roman" w:eastAsia="Arial" w:cs="Times New Roman"/>
                 <w:b w:val="0"/>
                 <w:bCs w:val="0"/>
                 <w:color w:val="1A1A1A"/>
@@ -1804,10 +1994,13 @@
           <w:p>
             <w:pPr>
               <w:jc w:val="left"/>
+              <w:rPr>
+                <w:rFonts w:hint="default" w:ascii="Times New Roman" w:hAnsi="Times New Roman" w:cs="Times New Roman"/>
+              </w:rPr>
             </w:pPr>
             <w:r>
               <w:rPr>
-                <w:rFonts w:ascii="Arial" w:hAnsi="Arial" w:eastAsia="Arial" w:cs="Arial"/>
+                <w:rFonts w:hint="default" w:ascii="Times New Roman" w:hAnsi="Times New Roman" w:eastAsia="Arial" w:cs="Times New Roman"/>
                 <w:b w:val="0"/>
                 <w:bCs w:val="0"/>
                 <w:color w:val="1A1A1A"/>
@@ -1839,10 +2032,13 @@
           <w:p>
             <w:pPr>
               <w:jc w:val="left"/>
+              <w:rPr>
+                <w:rFonts w:hint="default" w:ascii="Times New Roman" w:hAnsi="Times New Roman" w:cs="Times New Roman"/>
+              </w:rPr>
             </w:pPr>
             <w:r>
               <w:rPr>
-                <w:rFonts w:ascii="Arial" w:hAnsi="Arial" w:eastAsia="Arial" w:cs="Arial"/>
+                <w:rFonts w:hint="default" w:ascii="Times New Roman" w:hAnsi="Times New Roman" w:eastAsia="Arial" w:cs="Times New Roman"/>
                 <w:b w:val="0"/>
                 <w:bCs w:val="0"/>
                 <w:color w:val="1A1A1A"/>
@@ -1892,10 +2088,13 @@
           <w:p>
             <w:pPr>
               <w:jc w:val="left"/>
+              <w:rPr>
+                <w:rFonts w:hint="default" w:ascii="Times New Roman" w:hAnsi="Times New Roman" w:cs="Times New Roman"/>
+              </w:rPr>
             </w:pPr>
             <w:r>
               <w:rPr>
-                <w:rFonts w:ascii="Arial" w:hAnsi="Arial" w:eastAsia="Arial" w:cs="Arial"/>
+                <w:rFonts w:hint="default" w:ascii="Times New Roman" w:hAnsi="Times New Roman" w:eastAsia="Arial" w:cs="Times New Roman"/>
                 <w:b w:val="0"/>
                 <w:bCs w:val="0"/>
                 <w:color w:val="1A1A1A"/>
@@ -1927,10 +2126,13 @@
           <w:p>
             <w:pPr>
               <w:jc w:val="left"/>
+              <w:rPr>
+                <w:rFonts w:hint="default" w:ascii="Times New Roman" w:hAnsi="Times New Roman" w:cs="Times New Roman"/>
+              </w:rPr>
             </w:pPr>
             <w:r>
               <w:rPr>
-                <w:rFonts w:ascii="Arial" w:hAnsi="Arial" w:eastAsia="Arial" w:cs="Arial"/>
+                <w:rFonts w:hint="default" w:ascii="Times New Roman" w:hAnsi="Times New Roman" w:eastAsia="Arial" w:cs="Times New Roman"/>
                 <w:b w:val="0"/>
                 <w:bCs w:val="0"/>
                 <w:color w:val="1A1A1A"/>
@@ -1962,10 +2164,13 @@
           <w:p>
             <w:pPr>
               <w:jc w:val="left"/>
+              <w:rPr>
+                <w:rFonts w:hint="default" w:ascii="Times New Roman" w:hAnsi="Times New Roman" w:cs="Times New Roman"/>
+              </w:rPr>
             </w:pPr>
             <w:r>
               <w:rPr>
-                <w:rFonts w:ascii="Arial" w:hAnsi="Arial" w:eastAsia="Arial" w:cs="Arial"/>
+                <w:rFonts w:hint="default" w:ascii="Times New Roman" w:hAnsi="Times New Roman" w:eastAsia="Arial" w:cs="Times New Roman"/>
                 <w:b w:val="0"/>
                 <w:bCs w:val="0"/>
                 <w:color w:val="1A1A1A"/>
@@ -2015,10 +2220,13 @@
           <w:p>
             <w:pPr>
               <w:jc w:val="left"/>
+              <w:rPr>
+                <w:rFonts w:hint="default" w:ascii="Times New Roman" w:hAnsi="Times New Roman" w:cs="Times New Roman"/>
+              </w:rPr>
             </w:pPr>
             <w:r>
               <w:rPr>
-                <w:rFonts w:ascii="Arial" w:hAnsi="Arial" w:eastAsia="Arial" w:cs="Arial"/>
+                <w:rFonts w:hint="default" w:ascii="Times New Roman" w:hAnsi="Times New Roman" w:eastAsia="Arial" w:cs="Times New Roman"/>
                 <w:b w:val="0"/>
                 <w:bCs w:val="0"/>
                 <w:color w:val="1A1A1A"/>
@@ -2050,10 +2258,13 @@
           <w:p>
             <w:pPr>
               <w:jc w:val="left"/>
+              <w:rPr>
+                <w:rFonts w:hint="default" w:ascii="Times New Roman" w:hAnsi="Times New Roman" w:cs="Times New Roman"/>
+              </w:rPr>
             </w:pPr>
             <w:r>
               <w:rPr>
-                <w:rFonts w:ascii="Arial" w:hAnsi="Arial" w:eastAsia="Arial" w:cs="Arial"/>
+                <w:rFonts w:hint="default" w:ascii="Times New Roman" w:hAnsi="Times New Roman" w:eastAsia="Arial" w:cs="Times New Roman"/>
                 <w:b w:val="0"/>
                 <w:bCs w:val="0"/>
                 <w:color w:val="1A1A1A"/>
@@ -2085,10 +2296,13 @@
           <w:p>
             <w:pPr>
               <w:jc w:val="left"/>
+              <w:rPr>
+                <w:rFonts w:hint="default" w:ascii="Times New Roman" w:hAnsi="Times New Roman" w:cs="Times New Roman"/>
+              </w:rPr>
             </w:pPr>
             <w:r>
               <w:rPr>
-                <w:rFonts w:ascii="Arial" w:hAnsi="Arial" w:eastAsia="Arial" w:cs="Arial"/>
+                <w:rFonts w:hint="default" w:ascii="Times New Roman" w:hAnsi="Times New Roman" w:eastAsia="Arial" w:cs="Times New Roman"/>
                 <w:b w:val="0"/>
                 <w:bCs w:val="0"/>
                 <w:color w:val="1A1A1A"/>
@@ -2104,15 +2318,21 @@
     <w:p>
       <w:pPr>
         <w:spacing w:after="80"/>
+        <w:rPr>
+          <w:rFonts w:hint="default" w:ascii="Times New Roman" w:hAnsi="Times New Roman" w:cs="Times New Roman"/>
+        </w:rPr>
       </w:pPr>
     </w:p>
     <w:p>
       <w:pPr>
         <w:spacing w:before="180" w:after="80"/>
-      </w:pPr>
-      <w:r>
-        <w:rPr>
-          <w:rFonts w:ascii="Arial" w:hAnsi="Arial" w:eastAsia="Arial" w:cs="Arial"/>
+        <w:rPr>
+          <w:rFonts w:hint="default" w:ascii="Times New Roman" w:hAnsi="Times New Roman" w:cs="Times New Roman"/>
+        </w:rPr>
+      </w:pPr>
+      <w:r>
+        <w:rPr>
+          <w:rFonts w:hint="default" w:ascii="Times New Roman" w:hAnsi="Times New Roman" w:eastAsia="Arial" w:cs="Times New Roman"/>
           <w:b/>
           <w:bCs/>
           <w:color w:val="1F3864"/>
@@ -2125,10 +2345,13 @@
     <w:p>
       <w:pPr>
         <w:spacing w:after="120" w:line="320" w:lineRule="auto"/>
-      </w:pPr>
-      <w:r>
-        <w:rPr>
-          <w:rFonts w:ascii="Arial" w:hAnsi="Arial" w:eastAsia="Arial" w:cs="Arial"/>
+        <w:rPr>
+          <w:rFonts w:hint="default" w:ascii="Times New Roman" w:hAnsi="Times New Roman" w:cs="Times New Roman"/>
+        </w:rPr>
+      </w:pPr>
+      <w:r>
+        <w:rPr>
+          <w:rFonts w:hint="default" w:ascii="Times New Roman" w:hAnsi="Times New Roman" w:eastAsia="Arial" w:cs="Times New Roman"/>
           <w:b w:val="0"/>
           <w:bCs w:val="0"/>
           <w:color w:val="1A1A1A"/>
@@ -2146,10 +2369,13 @@
           <w:numId w:val="1"/>
         </w:numPr>
         <w:spacing w:after="80"/>
-      </w:pPr>
-      <w:r>
-        <w:rPr>
-          <w:rFonts w:ascii="Arial" w:hAnsi="Arial" w:eastAsia="Arial" w:cs="Arial"/>
+        <w:rPr>
+          <w:rFonts w:hint="default" w:ascii="Times New Roman" w:hAnsi="Times New Roman" w:cs="Times New Roman"/>
+        </w:rPr>
+      </w:pPr>
+      <w:r>
+        <w:rPr>
+          <w:rFonts w:hint="default" w:ascii="Times New Roman" w:hAnsi="Times New Roman" w:eastAsia="Arial" w:cs="Times New Roman"/>
           <w:color w:val="1A1A1A"/>
           <w:sz w:val="22"/>
           <w:szCs w:val="22"/>
@@ -2158,7 +2384,7 @@
       </w:r>
       <w:r>
         <w:rPr>
-          <w:rFonts w:hint="default" w:cs="Arial"/>
+          <w:rFonts w:hint="default" w:ascii="Times New Roman" w:hAnsi="Times New Roman" w:cs="Times New Roman"/>
           <w:color w:val="1A1A1A"/>
           <w:sz w:val="22"/>
           <w:szCs w:val="22"/>
@@ -2168,7 +2394,7 @@
       </w:r>
       <w:r>
         <w:rPr>
-          <w:rFonts w:ascii="Arial" w:hAnsi="Arial" w:eastAsia="Arial" w:cs="Arial"/>
+          <w:rFonts w:hint="default" w:ascii="Times New Roman" w:hAnsi="Times New Roman" w:eastAsia="Arial" w:cs="Times New Roman"/>
           <w:color w:val="1A1A1A"/>
           <w:sz w:val="22"/>
           <w:szCs w:val="22"/>
@@ -2184,10 +2410,13 @@
           <w:numId w:val="1"/>
         </w:numPr>
         <w:spacing w:after="80"/>
-      </w:pPr>
-      <w:r>
-        <w:rPr>
-          <w:rFonts w:ascii="Arial" w:hAnsi="Arial" w:eastAsia="Arial" w:cs="Arial"/>
+        <w:rPr>
+          <w:rFonts w:hint="default" w:ascii="Times New Roman" w:hAnsi="Times New Roman" w:cs="Times New Roman"/>
+        </w:rPr>
+      </w:pPr>
+      <w:r>
+        <w:rPr>
+          <w:rFonts w:hint="default" w:ascii="Times New Roman" w:hAnsi="Times New Roman" w:eastAsia="Arial" w:cs="Times New Roman"/>
           <w:color w:val="1A1A1A"/>
           <w:sz w:val="22"/>
           <w:szCs w:val="22"/>
@@ -2203,10 +2432,13 @@
           <w:numId w:val="1"/>
         </w:numPr>
         <w:spacing w:after="80"/>
-      </w:pPr>
-      <w:r>
-        <w:rPr>
-          <w:rFonts w:ascii="Arial" w:hAnsi="Arial" w:eastAsia="Arial" w:cs="Arial"/>
+        <w:rPr>
+          <w:rFonts w:hint="default" w:ascii="Times New Roman" w:hAnsi="Times New Roman" w:cs="Times New Roman"/>
+        </w:rPr>
+      </w:pPr>
+      <w:r>
+        <w:rPr>
+          <w:rFonts w:hint="default" w:ascii="Times New Roman" w:hAnsi="Times New Roman" w:eastAsia="Arial" w:cs="Times New Roman"/>
           <w:color w:val="1A1A1A"/>
           <w:sz w:val="22"/>
           <w:szCs w:val="22"/>
@@ -2217,10 +2449,13 @@
     <w:p>
       <w:pPr>
         <w:spacing w:after="120" w:line="320" w:lineRule="auto"/>
-      </w:pPr>
-      <w:r>
-        <w:rPr>
-          <w:rFonts w:ascii="Arial" w:hAnsi="Arial" w:eastAsia="Arial" w:cs="Arial"/>
+        <w:rPr>
+          <w:rFonts w:hint="default" w:ascii="Times New Roman" w:hAnsi="Times New Roman" w:cs="Times New Roman"/>
+        </w:rPr>
+      </w:pPr>
+      <w:r>
+        <w:rPr>
+          <w:rFonts w:hint="default" w:ascii="Times New Roman" w:hAnsi="Times New Roman" w:eastAsia="Arial" w:cs="Times New Roman"/>
           <w:b w:val="0"/>
           <w:bCs w:val="0"/>
           <w:color w:val="1A1A1A"/>
@@ -2231,7 +2466,15 @@
       </w:r>
     </w:p>
     <w:p>
-      <w:r>
+      <w:pPr>
+        <w:rPr>
+          <w:rFonts w:hint="default" w:ascii="Times New Roman" w:hAnsi="Times New Roman" w:cs="Times New Roman"/>
+        </w:rPr>
+      </w:pPr>
+      <w:r>
+        <w:rPr>
+          <w:rFonts w:hint="default" w:ascii="Times New Roman" w:hAnsi="Times New Roman" w:cs="Times New Roman"/>
+        </w:rPr>
         <w:br w:type="page"/>
       </w:r>
     </w:p>
@@ -2242,10 +2485,13 @@
           <w:bottom w:val="single" w:color="2E5FA3" w:sz="6" w:space="1"/>
         </w:pBdr>
         <w:spacing w:before="360" w:after="120"/>
-      </w:pPr>
-      <w:r>
-        <w:rPr>
-          <w:rFonts w:ascii="Arial" w:hAnsi="Arial" w:eastAsia="Arial" w:cs="Arial"/>
+        <w:rPr>
+          <w:rFonts w:hint="default" w:ascii="Times New Roman" w:hAnsi="Times New Roman" w:cs="Times New Roman"/>
+        </w:rPr>
+      </w:pPr>
+      <w:r>
+        <w:rPr>
+          <w:rFonts w:hint="default" w:ascii="Times New Roman" w:hAnsi="Times New Roman" w:eastAsia="Arial" w:cs="Times New Roman"/>
           <w:b/>
           <w:bCs/>
           <w:color w:val="1F3864"/>
@@ -2256,7 +2502,7 @@
       </w:r>
       <w:r>
         <w:rPr>
-          <w:rFonts w:hint="default" w:cs="Arial"/>
+          <w:rFonts w:hint="default" w:ascii="Times New Roman" w:hAnsi="Times New Roman" w:cs="Times New Roman"/>
           <w:b/>
           <w:bCs/>
           <w:color w:val="1F3864"/>
@@ -2268,7 +2514,7 @@
       </w:r>
       <w:r>
         <w:rPr>
-          <w:rFonts w:ascii="Arial" w:hAnsi="Arial" w:eastAsia="Arial" w:cs="Arial"/>
+          <w:rFonts w:hint="default" w:ascii="Times New Roman" w:hAnsi="Times New Roman" w:eastAsia="Arial" w:cs="Times New Roman"/>
           <w:b/>
           <w:bCs/>
           <w:color w:val="1F3864"/>
@@ -2282,10 +2528,13 @@
       <w:pPr>
         <w:pStyle w:val="3"/>
         <w:spacing w:before="240" w:after="120"/>
-      </w:pPr>
-      <w:r>
-        <w:rPr>
-          <w:rFonts w:ascii="Arial" w:hAnsi="Arial" w:eastAsia="Arial" w:cs="Arial"/>
+        <w:rPr>
+          <w:rFonts w:hint="default" w:ascii="Times New Roman" w:hAnsi="Times New Roman" w:cs="Times New Roman"/>
+        </w:rPr>
+      </w:pPr>
+      <w:r>
+        <w:rPr>
+          <w:rFonts w:hint="default" w:ascii="Times New Roman" w:hAnsi="Times New Roman" w:eastAsia="Arial" w:cs="Times New Roman"/>
           <w:b/>
           <w:bCs/>
           <w:color w:val="2E5FA3"/>
@@ -2298,10 +2547,13 @@
     <w:p>
       <w:pPr>
         <w:spacing w:after="120" w:line="320" w:lineRule="auto"/>
-      </w:pPr>
-      <w:r>
-        <w:rPr>
-          <w:rFonts w:ascii="Arial" w:hAnsi="Arial" w:eastAsia="Arial" w:cs="Arial"/>
+        <w:rPr>
+          <w:rFonts w:hint="default" w:ascii="Times New Roman" w:hAnsi="Times New Roman" w:cs="Times New Roman"/>
+        </w:rPr>
+      </w:pPr>
+      <w:r>
+        <w:rPr>
+          <w:rFonts w:hint="default" w:ascii="Times New Roman" w:hAnsi="Times New Roman" w:eastAsia="Arial" w:cs="Times New Roman"/>
           <w:b w:val="0"/>
           <w:bCs w:val="0"/>
           <w:color w:val="1A1A1A"/>
@@ -2312,7 +2564,7 @@
       </w:r>
       <w:r>
         <w:rPr>
-          <w:rFonts w:hint="default" w:cs="Arial"/>
+          <w:rFonts w:hint="default" w:ascii="Times New Roman" w:hAnsi="Times New Roman" w:cs="Times New Roman"/>
           <w:b w:val="0"/>
           <w:bCs w:val="0"/>
           <w:color w:val="1A1A1A"/>
@@ -2324,7 +2576,7 @@
       </w:r>
       <w:r>
         <w:rPr>
-          <w:rFonts w:ascii="Arial" w:hAnsi="Arial" w:eastAsia="Arial" w:cs="Arial"/>
+          <w:rFonts w:hint="default" w:ascii="Times New Roman" w:hAnsi="Times New Roman" w:eastAsia="Arial" w:cs="Times New Roman"/>
           <w:b w:val="0"/>
           <w:bCs w:val="0"/>
           <w:color w:val="1A1A1A"/>
@@ -2337,10 +2589,13 @@
     <w:p>
       <w:pPr>
         <w:spacing w:after="120" w:line="320" w:lineRule="auto"/>
-      </w:pPr>
-      <w:r>
-        <w:rPr>
-          <w:rFonts w:ascii="Arial" w:hAnsi="Arial" w:eastAsia="Arial" w:cs="Arial"/>
+        <w:rPr>
+          <w:rFonts w:hint="default" w:ascii="Times New Roman" w:hAnsi="Times New Roman" w:cs="Times New Roman"/>
+        </w:rPr>
+      </w:pPr>
+      <w:r>
+        <w:rPr>
+          <w:rFonts w:hint="default" w:ascii="Times New Roman" w:hAnsi="Times New Roman" w:eastAsia="Arial" w:cs="Times New Roman"/>
           <w:b w:val="0"/>
           <w:bCs w:val="0"/>
           <w:color w:val="1A1A1A"/>
@@ -2353,10 +2608,13 @@
     <w:p>
       <w:pPr>
         <w:spacing w:after="120" w:line="320" w:lineRule="auto"/>
-      </w:pPr>
-      <w:r>
-        <w:rPr>
-          <w:rFonts w:ascii="Arial" w:hAnsi="Arial" w:eastAsia="Arial" w:cs="Arial"/>
+        <w:rPr>
+          <w:rFonts w:hint="default" w:ascii="Times New Roman" w:hAnsi="Times New Roman" w:cs="Times New Roman"/>
+        </w:rPr>
+      </w:pPr>
+      <w:r>
+        <w:rPr>
+          <w:rFonts w:hint="default" w:ascii="Times New Roman" w:hAnsi="Times New Roman" w:eastAsia="Arial" w:cs="Times New Roman"/>
           <w:b w:val="0"/>
           <w:bCs w:val="0"/>
           <w:color w:val="1A1A1A"/>
@@ -2370,10 +2628,13 @@
       <w:pPr>
         <w:pStyle w:val="3"/>
         <w:spacing w:before="240" w:after="120"/>
-      </w:pPr>
-      <w:r>
-        <w:rPr>
-          <w:rFonts w:ascii="Arial" w:hAnsi="Arial" w:eastAsia="Arial" w:cs="Arial"/>
+        <w:rPr>
+          <w:rFonts w:hint="default" w:ascii="Times New Roman" w:hAnsi="Times New Roman" w:cs="Times New Roman"/>
+        </w:rPr>
+      </w:pPr>
+      <w:r>
+        <w:rPr>
+          <w:rFonts w:hint="default" w:ascii="Times New Roman" w:hAnsi="Times New Roman" w:eastAsia="Arial" w:cs="Times New Roman"/>
           <w:b/>
           <w:bCs/>
           <w:color w:val="2E5FA3"/>
@@ -2386,10 +2647,13 @@
     <w:p>
       <w:pPr>
         <w:spacing w:after="120" w:line="320" w:lineRule="auto"/>
-      </w:pPr>
-      <w:r>
-        <w:rPr>
-          <w:rFonts w:ascii="Arial" w:hAnsi="Arial" w:eastAsia="Arial" w:cs="Arial"/>
+        <w:rPr>
+          <w:rFonts w:hint="default" w:ascii="Times New Roman" w:hAnsi="Times New Roman" w:cs="Times New Roman"/>
+        </w:rPr>
+      </w:pPr>
+      <w:r>
+        <w:rPr>
+          <w:rFonts w:hint="default" w:ascii="Times New Roman" w:hAnsi="Times New Roman" w:eastAsia="Arial" w:cs="Times New Roman"/>
           <w:b w:val="0"/>
           <w:bCs w:val="0"/>
           <w:color w:val="1A1A1A"/>
@@ -2402,10 +2666,13 @@
     <w:p>
       <w:pPr>
         <w:spacing w:after="120" w:line="320" w:lineRule="auto"/>
-      </w:pPr>
-      <w:r>
-        <w:rPr>
-          <w:rFonts w:ascii="Arial" w:hAnsi="Arial" w:eastAsia="Arial" w:cs="Arial"/>
+        <w:rPr>
+          <w:rFonts w:hint="default" w:ascii="Times New Roman" w:hAnsi="Times New Roman" w:cs="Times New Roman"/>
+        </w:rPr>
+      </w:pPr>
+      <w:r>
+        <w:rPr>
+          <w:rFonts w:hint="default" w:ascii="Times New Roman" w:hAnsi="Times New Roman" w:eastAsia="Arial" w:cs="Times New Roman"/>
           <w:b w:val="0"/>
           <w:bCs w:val="0"/>
           <w:color w:val="1A1A1A"/>
@@ -2418,10 +2685,13 @@
     <w:p>
       <w:pPr>
         <w:spacing w:after="120" w:line="320" w:lineRule="auto"/>
-      </w:pPr>
-      <w:r>
-        <w:rPr>
-          <w:rFonts w:ascii="Arial" w:hAnsi="Arial" w:eastAsia="Arial" w:cs="Arial"/>
+        <w:rPr>
+          <w:rFonts w:hint="default" w:ascii="Times New Roman" w:hAnsi="Times New Roman" w:cs="Times New Roman"/>
+        </w:rPr>
+      </w:pPr>
+      <w:r>
+        <w:rPr>
+          <w:rFonts w:hint="default" w:ascii="Times New Roman" w:hAnsi="Times New Roman" w:eastAsia="Arial" w:cs="Times New Roman"/>
           <w:b w:val="0"/>
           <w:bCs w:val="0"/>
           <w:color w:val="1A1A1A"/>
@@ -2435,10 +2705,13 @@
       <w:pPr>
         <w:pStyle w:val="3"/>
         <w:spacing w:before="240" w:after="120"/>
-      </w:pPr>
-      <w:r>
-        <w:rPr>
-          <w:rFonts w:ascii="Arial" w:hAnsi="Arial" w:eastAsia="Arial" w:cs="Arial"/>
+        <w:rPr>
+          <w:rFonts w:hint="default" w:ascii="Times New Roman" w:hAnsi="Times New Roman" w:cs="Times New Roman"/>
+        </w:rPr>
+      </w:pPr>
+      <w:r>
+        <w:rPr>
+          <w:rFonts w:hint="default" w:ascii="Times New Roman" w:hAnsi="Times New Roman" w:eastAsia="Arial" w:cs="Times New Roman"/>
           <w:b/>
           <w:bCs/>
           <w:color w:val="2E5FA3"/>
@@ -2451,10 +2724,13 @@
     <w:p>
       <w:pPr>
         <w:spacing w:after="120" w:line="320" w:lineRule="auto"/>
-      </w:pPr>
-      <w:r>
-        <w:rPr>
-          <w:rFonts w:ascii="Arial" w:hAnsi="Arial" w:eastAsia="Arial" w:cs="Arial"/>
+        <w:rPr>
+          <w:rFonts w:hint="default" w:ascii="Times New Roman" w:hAnsi="Times New Roman" w:cs="Times New Roman"/>
+        </w:rPr>
+      </w:pPr>
+      <w:r>
+        <w:rPr>
+          <w:rFonts w:hint="default" w:ascii="Times New Roman" w:hAnsi="Times New Roman" w:eastAsia="Arial" w:cs="Times New Roman"/>
           <w:b w:val="0"/>
           <w:bCs w:val="0"/>
           <w:color w:val="1A1A1A"/>
@@ -2467,10 +2743,13 @@
     <w:p>
       <w:pPr>
         <w:spacing w:after="120" w:line="320" w:lineRule="auto"/>
-      </w:pPr>
-      <w:r>
-        <w:rPr>
-          <w:rFonts w:ascii="Arial" w:hAnsi="Arial" w:eastAsia="Arial" w:cs="Arial"/>
+        <w:rPr>
+          <w:rFonts w:hint="default" w:ascii="Times New Roman" w:hAnsi="Times New Roman" w:cs="Times New Roman"/>
+        </w:rPr>
+      </w:pPr>
+      <w:r>
+        <w:rPr>
+          <w:rFonts w:hint="default" w:ascii="Times New Roman" w:hAnsi="Times New Roman" w:eastAsia="Arial" w:cs="Times New Roman"/>
           <w:b w:val="0"/>
           <w:bCs w:val="0"/>
           <w:color w:val="1A1A1A"/>
@@ -2483,10 +2762,13 @@
     <w:p>
       <w:pPr>
         <w:spacing w:after="120" w:line="320" w:lineRule="auto"/>
-      </w:pPr>
-      <w:r>
-        <w:rPr>
-          <w:rFonts w:ascii="Arial" w:hAnsi="Arial" w:eastAsia="Arial" w:cs="Arial"/>
+        <w:rPr>
+          <w:rFonts w:hint="default" w:ascii="Times New Roman" w:hAnsi="Times New Roman" w:cs="Times New Roman"/>
+        </w:rPr>
+      </w:pPr>
+      <w:r>
+        <w:rPr>
+          <w:rFonts w:hint="default" w:ascii="Times New Roman" w:hAnsi="Times New Roman" w:eastAsia="Arial" w:cs="Times New Roman"/>
           <w:b w:val="0"/>
           <w:bCs w:val="0"/>
           <w:color w:val="1A1A1A"/>
@@ -2499,10 +2781,13 @@
     <w:p>
       <w:pPr>
         <w:spacing w:after="120" w:line="320" w:lineRule="auto"/>
-      </w:pPr>
-      <w:r>
-        <w:rPr>
-          <w:rFonts w:ascii="Arial" w:hAnsi="Arial" w:eastAsia="Arial" w:cs="Arial"/>
+        <w:rPr>
+          <w:rFonts w:hint="default" w:ascii="Times New Roman" w:hAnsi="Times New Roman" w:cs="Times New Roman"/>
+        </w:rPr>
+      </w:pPr>
+      <w:r>
+        <w:rPr>
+          <w:rFonts w:hint="default" w:ascii="Times New Roman" w:hAnsi="Times New Roman" w:eastAsia="Arial" w:cs="Times New Roman"/>
           <w:b w:val="0"/>
           <w:bCs w:val="0"/>
           <w:color w:val="1A1A1A"/>
@@ -2516,10 +2801,13 @@
       <w:pPr>
         <w:pStyle w:val="3"/>
         <w:spacing w:before="240" w:after="120"/>
-      </w:pPr>
-      <w:r>
-        <w:rPr>
-          <w:rFonts w:ascii="Arial" w:hAnsi="Arial" w:eastAsia="Arial" w:cs="Arial"/>
+        <w:rPr>
+          <w:rFonts w:hint="default" w:ascii="Times New Roman" w:hAnsi="Times New Roman" w:cs="Times New Roman"/>
+        </w:rPr>
+      </w:pPr>
+      <w:r>
+        <w:rPr>
+          <w:rFonts w:hint="default" w:ascii="Times New Roman" w:hAnsi="Times New Roman" w:eastAsia="Arial" w:cs="Times New Roman"/>
           <w:b/>
           <w:bCs/>
           <w:color w:val="2E5FA3"/>
@@ -2532,10 +2820,13 @@
     <w:p>
       <w:pPr>
         <w:spacing w:after="120" w:line="320" w:lineRule="auto"/>
-      </w:pPr>
-      <w:r>
-        <w:rPr>
-          <w:rFonts w:ascii="Arial" w:hAnsi="Arial" w:eastAsia="Arial" w:cs="Arial"/>
+        <w:rPr>
+          <w:rFonts w:hint="default" w:ascii="Times New Roman" w:hAnsi="Times New Roman" w:cs="Times New Roman"/>
+        </w:rPr>
+      </w:pPr>
+      <w:r>
+        <w:rPr>
+          <w:rFonts w:hint="default" w:ascii="Times New Roman" w:hAnsi="Times New Roman" w:eastAsia="Arial" w:cs="Times New Roman"/>
           <w:b w:val="0"/>
           <w:bCs w:val="0"/>
           <w:color w:val="1A1A1A"/>
@@ -2553,10 +2844,13 @@
           <w:numId w:val="1"/>
         </w:numPr>
         <w:spacing w:after="80"/>
-      </w:pPr>
-      <w:r>
-        <w:rPr>
-          <w:rFonts w:ascii="Arial" w:hAnsi="Arial" w:eastAsia="Arial" w:cs="Arial"/>
+        <w:rPr>
+          <w:rFonts w:hint="default" w:ascii="Times New Roman" w:hAnsi="Times New Roman" w:cs="Times New Roman"/>
+        </w:rPr>
+      </w:pPr>
+      <w:r>
+        <w:rPr>
+          <w:rFonts w:hint="default" w:ascii="Times New Roman" w:hAnsi="Times New Roman" w:eastAsia="Arial" w:cs="Times New Roman"/>
           <w:color w:val="1A1A1A"/>
           <w:sz w:val="22"/>
           <w:szCs w:val="22"/>
@@ -2572,10 +2866,13 @@
           <w:numId w:val="1"/>
         </w:numPr>
         <w:spacing w:after="80"/>
-      </w:pPr>
-      <w:r>
-        <w:rPr>
-          <w:rFonts w:ascii="Arial" w:hAnsi="Arial" w:eastAsia="Arial" w:cs="Arial"/>
+        <w:rPr>
+          <w:rFonts w:hint="default" w:ascii="Times New Roman" w:hAnsi="Times New Roman" w:cs="Times New Roman"/>
+        </w:rPr>
+      </w:pPr>
+      <w:r>
+        <w:rPr>
+          <w:rFonts w:hint="default" w:ascii="Times New Roman" w:hAnsi="Times New Roman" w:eastAsia="Arial" w:cs="Times New Roman"/>
           <w:color w:val="1A1A1A"/>
           <w:sz w:val="22"/>
           <w:szCs w:val="22"/>
@@ -2591,10 +2888,13 @@
           <w:numId w:val="1"/>
         </w:numPr>
         <w:spacing w:after="80"/>
-      </w:pPr>
-      <w:r>
-        <w:rPr>
-          <w:rFonts w:ascii="Arial" w:hAnsi="Arial" w:eastAsia="Arial" w:cs="Arial"/>
+        <w:rPr>
+          <w:rFonts w:hint="default" w:ascii="Times New Roman" w:hAnsi="Times New Roman" w:cs="Times New Roman"/>
+        </w:rPr>
+      </w:pPr>
+      <w:r>
+        <w:rPr>
+          <w:rFonts w:hint="default" w:ascii="Times New Roman" w:hAnsi="Times New Roman" w:eastAsia="Arial" w:cs="Times New Roman"/>
           <w:color w:val="1A1A1A"/>
           <w:sz w:val="22"/>
           <w:szCs w:val="22"/>
@@ -2610,10 +2910,13 @@
           <w:numId w:val="1"/>
         </w:numPr>
         <w:spacing w:after="80"/>
-      </w:pPr>
-      <w:r>
-        <w:rPr>
-          <w:rFonts w:ascii="Arial" w:hAnsi="Arial" w:eastAsia="Arial" w:cs="Arial"/>
+        <w:rPr>
+          <w:rFonts w:hint="default" w:ascii="Times New Roman" w:hAnsi="Times New Roman" w:cs="Times New Roman"/>
+        </w:rPr>
+      </w:pPr>
+      <w:r>
+        <w:rPr>
+          <w:rFonts w:hint="default" w:ascii="Times New Roman" w:hAnsi="Times New Roman" w:eastAsia="Arial" w:cs="Times New Roman"/>
           <w:color w:val="1A1A1A"/>
           <w:sz w:val="22"/>
           <w:szCs w:val="22"/>
@@ -2629,10 +2932,13 @@
           <w:numId w:val="1"/>
         </w:numPr>
         <w:spacing w:after="80"/>
-      </w:pPr>
-      <w:r>
-        <w:rPr>
-          <w:rFonts w:ascii="Arial" w:hAnsi="Arial" w:eastAsia="Arial" w:cs="Arial"/>
+        <w:rPr>
+          <w:rFonts w:hint="default" w:ascii="Times New Roman" w:hAnsi="Times New Roman" w:cs="Times New Roman"/>
+        </w:rPr>
+      </w:pPr>
+      <w:r>
+        <w:rPr>
+          <w:rFonts w:hint="default" w:ascii="Times New Roman" w:hAnsi="Times New Roman" w:eastAsia="Arial" w:cs="Times New Roman"/>
           <w:color w:val="1A1A1A"/>
           <w:sz w:val="22"/>
           <w:szCs w:val="22"/>
@@ -2644,10 +2950,13 @@
       <w:pPr>
         <w:pStyle w:val="3"/>
         <w:spacing w:before="240" w:after="120"/>
-      </w:pPr>
-      <w:r>
-        <w:rPr>
-          <w:rFonts w:ascii="Arial" w:hAnsi="Arial" w:eastAsia="Arial" w:cs="Arial"/>
+        <w:rPr>
+          <w:rFonts w:hint="default" w:ascii="Times New Roman" w:hAnsi="Times New Roman" w:cs="Times New Roman"/>
+        </w:rPr>
+      </w:pPr>
+      <w:r>
+        <w:rPr>
+          <w:rFonts w:hint="default" w:ascii="Times New Roman" w:hAnsi="Times New Roman" w:eastAsia="Arial" w:cs="Times New Roman"/>
           <w:b/>
           <w:bCs/>
           <w:color w:val="2E5FA3"/>
@@ -2660,10 +2969,13 @@
     <w:p>
       <w:pPr>
         <w:spacing w:after="120" w:line="320" w:lineRule="auto"/>
-      </w:pPr>
-      <w:r>
-        <w:rPr>
-          <w:rFonts w:ascii="Arial" w:hAnsi="Arial" w:eastAsia="Arial" w:cs="Arial"/>
+        <w:rPr>
+          <w:rFonts w:hint="default" w:ascii="Times New Roman" w:hAnsi="Times New Roman" w:cs="Times New Roman"/>
+        </w:rPr>
+      </w:pPr>
+      <w:r>
+        <w:rPr>
+          <w:rFonts w:hint="default" w:ascii="Times New Roman" w:hAnsi="Times New Roman" w:eastAsia="Arial" w:cs="Times New Roman"/>
           <w:b w:val="0"/>
           <w:bCs w:val="0"/>
           <w:color w:val="1A1A1A"/>
@@ -2676,10 +2988,13 @@
     <w:p>
       <w:pPr>
         <w:spacing w:after="120" w:line="320" w:lineRule="auto"/>
-      </w:pPr>
-      <w:r>
-        <w:rPr>
-          <w:rFonts w:ascii="Arial" w:hAnsi="Arial" w:eastAsia="Arial" w:cs="Arial"/>
+        <w:rPr>
+          <w:rFonts w:hint="default" w:ascii="Times New Roman" w:hAnsi="Times New Roman" w:cs="Times New Roman"/>
+        </w:rPr>
+      </w:pPr>
+      <w:r>
+        <w:rPr>
+          <w:rFonts w:hint="default" w:ascii="Times New Roman" w:hAnsi="Times New Roman" w:eastAsia="Arial" w:cs="Times New Roman"/>
           <w:b w:val="0"/>
           <w:bCs w:val="0"/>
           <w:color w:val="1A1A1A"/>
@@ -2692,10 +3007,13 @@
     <w:p>
       <w:pPr>
         <w:spacing w:after="120" w:line="320" w:lineRule="auto"/>
-      </w:pPr>
-      <w:r>
-        <w:rPr>
-          <w:rFonts w:ascii="Arial" w:hAnsi="Arial" w:eastAsia="Arial" w:cs="Arial"/>
+        <w:rPr>
+          <w:rFonts w:hint="default" w:ascii="Times New Roman" w:hAnsi="Times New Roman" w:cs="Times New Roman"/>
+        </w:rPr>
+      </w:pPr>
+      <w:r>
+        <w:rPr>
+          <w:rFonts w:hint="default" w:ascii="Times New Roman" w:hAnsi="Times New Roman" w:eastAsia="Arial" w:cs="Times New Roman"/>
           <w:b w:val="0"/>
           <w:bCs w:val="0"/>
           <w:color w:val="1A1A1A"/>
@@ -2708,10 +3026,13 @@
     <w:p>
       <w:pPr>
         <w:spacing w:after="120" w:line="320" w:lineRule="auto"/>
-      </w:pPr>
-      <w:r>
-        <w:rPr>
-          <w:rFonts w:ascii="Arial" w:hAnsi="Arial" w:eastAsia="Arial" w:cs="Arial"/>
+        <w:rPr>
+          <w:rFonts w:hint="default" w:ascii="Times New Roman" w:hAnsi="Times New Roman" w:cs="Times New Roman"/>
+        </w:rPr>
+      </w:pPr>
+      <w:r>
+        <w:rPr>
+          <w:rFonts w:hint="default" w:ascii="Times New Roman" w:hAnsi="Times New Roman" w:eastAsia="Arial" w:cs="Times New Roman"/>
           <w:b w:val="0"/>
           <w:bCs w:val="0"/>
           <w:color w:val="1A1A1A"/>
@@ -2799,7 +3120,7 @@
     <w:lsdException w:qFormat="1" w:uiPriority="99" w:name="footnote text"/>
     <w:lsdException w:unhideWhenUsed="0" w:uiPriority="0" w:semiHidden="0" w:name="annotation text"/>
     <w:lsdException w:unhideWhenUsed="0" w:uiPriority="0" w:semiHidden="0" w:name="header"/>
-    <w:lsdException w:unhideWhenUsed="0" w:uiPriority="0" w:semiHidden="0" w:name="footer"/>
+    <w:lsdException w:qFormat="1" w:unhideWhenUsed="0" w:uiPriority="0" w:semiHidden="0" w:name="footer"/>
     <w:lsdException w:unhideWhenUsed="0" w:uiPriority="0" w:semiHidden="0" w:name="index heading"/>
     <w:lsdException w:qFormat="1" w:uiPriority="0" w:name="caption"/>
     <w:lsdException w:unhideWhenUsed="0" w:uiPriority="0" w:semiHidden="0" w:name="table of figures"/>
@@ -3166,6 +3487,7 @@
   <w:style w:type="paragraph" w:styleId="12">
     <w:name w:val="footer"/>
     <w:basedOn w:val="1"/>
+    <w:qFormat/>
     <w:uiPriority w:val="0"/>
     <w:pPr>
       <w:tabs>
@@ -3253,6 +3575,7 @@
     <w:link w:val="11"/>
     <w:semiHidden/>
     <w:unhideWhenUsed/>
+    <w:qFormat/>
     <w:uiPriority w:val="99"/>
     <w:rPr>
       <w:sz w:val="20"/>
